--- a/drafts/3SL_Pacing_and_Silas_Prompt.docx
+++ b/drafts/3SL_Pacing_and_Silas_Prompt.docx
@@ -1393,7 +1393,7 @@
         <w:pStyle w:val="FirstParagraph"/>
       </w:pPr>
       <w:r>
-        <w:t xml:space="preserve">Use my Ch1, Ch3 and Ch7 as the Silas standard. Use the Xaden bonus chapters as the voice standard.</w:t>
+        <w:t xml:space="preserve">Use Ch8 as the caliber: one continuous run, no recaps, Silas telling it. Use my Ch1, Ch3 and Ch7 as the Silas standard too. Use the Xaden bonus chapters as the voice standard.</w:t>
       </w:r>
     </w:p>
     <w:bookmarkEnd w:id="28"/>

--- a/drafts/3SL_Pacing_and_Silas_Prompt.docx
+++ b/drafts/3SL_Pacing_and_Silas_Prompt.docx
@@ -1393,7 +1393,7 @@
         <w:pStyle w:val="FirstParagraph"/>
       </w:pPr>
       <w:r>
-        <w:t xml:space="preserve">Use Ch8 as the caliber: one continuous run, no recaps, Silas telling it. Use my Ch1, Ch3 and Ch7 as the Silas standard too. Use the Xaden bonus chapters as the voice standard.</w:t>
+        <w:t xml:space="preserve">Use my Ch1, Ch3 and Ch7 as the Silas standard. Use the Xaden bonus chapters as the voice standard.</w:t>
       </w:r>
     </w:p>
     <w:bookmarkEnd w:id="28"/>
